--- a/outputs/projects/moskee_bunschoten/01_reports/moskee_bunschoten_project_report.docx
+++ b/outputs/projects/moskee_bunschoten/01_reports/moskee_bunschoten_project_report.docx
@@ -57,7 +57,7 @@
     </w:p>
     <w:p>
       <w:r>
-        <w:t>Rapportdatum: 2026-06-24T13:08:26</w:t>
+        <w:t>Rapportdatum: 2026-06-24T14:52:20</w:t>
       </w:r>
     </w:p>
     <w:p>

--- a/outputs/projects/moskee_bunschoten/01_reports/moskee_bunschoten_project_report.docx
+++ b/outputs/projects/moskee_bunschoten/01_reports/moskee_bunschoten_project_report.docx
@@ -57,7 +57,7 @@
     </w:p>
     <w:p>
       <w:r>
-        <w:t>Rapportdatum: 2026-06-24T14:52:20</w:t>
+        <w:t>Rapportdatum: 2026-06-24T17:39:49</w:t>
       </w:r>
     </w:p>
     <w:p>

--- a/outputs/projects/moskee_bunschoten/01_reports/moskee_bunschoten_project_report.docx
+++ b/outputs/projects/moskee_bunschoten/01_reports/moskee_bunschoten_project_report.docx
@@ -57,7 +57,7 @@
     </w:p>
     <w:p>
       <w:r>
-        <w:t>Rapportdatum: 2026-06-24T17:39:49</w:t>
+        <w:t>Rapportdatum: 2026-06-24T18:07:54</w:t>
       </w:r>
     </w:p>
     <w:p>

--- a/outputs/projects/moskee_bunschoten/01_reports/moskee_bunschoten_project_report.docx
+++ b/outputs/projects/moskee_bunschoten/01_reports/moskee_bunschoten_project_report.docx
@@ -57,7 +57,7 @@
     </w:p>
     <w:p>
       <w:r>
-        <w:t>Rapportdatum: 2026-06-24T18:07:54</w:t>
+        <w:t>Rapportdatum: 2026-06-24T18:47:06</w:t>
       </w:r>
     </w:p>
     <w:p>

--- a/outputs/projects/moskee_bunschoten/01_reports/moskee_bunschoten_project_report.docx
+++ b/outputs/projects/moskee_bunschoten/01_reports/moskee_bunschoten_project_report.docx
@@ -57,7 +57,7 @@
     </w:p>
     <w:p>
       <w:r>
-        <w:t>Rapportdatum: 2026-06-24T18:47:06</w:t>
+        <w:t>Rapportdatum: 2026-06-24T23:25:41</w:t>
       </w:r>
     </w:p>
     <w:p>

--- a/outputs/projects/moskee_bunschoten/01_reports/moskee_bunschoten_project_report.docx
+++ b/outputs/projects/moskee_bunschoten/01_reports/moskee_bunschoten_project_report.docx
@@ -57,7 +57,7 @@
     </w:p>
     <w:p>
       <w:r>
-        <w:t>Rapportdatum: 2026-06-24T23:25:41</w:t>
+        <w:t>Rapportdatum: 2026-06-25T00:16:00</w:t>
       </w:r>
     </w:p>
     <w:p>

--- a/outputs/projects/moskee_bunschoten/01_reports/moskee_bunschoten_project_report.docx
+++ b/outputs/projects/moskee_bunschoten/01_reports/moskee_bunschoten_project_report.docx
@@ -57,7 +57,7 @@
     </w:p>
     <w:p>
       <w:r>
-        <w:t>Rapportdatum: 2026-06-25T00:16:00</w:t>
+        <w:t>Rapportdatum: 2026-07-02T23:05:59</w:t>
       </w:r>
     </w:p>
     <w:p>

--- a/outputs/projects/moskee_bunschoten/01_reports/moskee_bunschoten_project_report.docx
+++ b/outputs/projects/moskee_bunschoten/01_reports/moskee_bunschoten_project_report.docx
@@ -57,7 +57,7 @@
     </w:p>
     <w:p>
       <w:r>
-        <w:t>Rapportdatum: 2026-07-02T23:05:59</w:t>
+        <w:t>Rapportdatum: 2026-07-03T11:31:17</w:t>
       </w:r>
     </w:p>
     <w:p>
